--- a/pr-preview/pr-154/variance-covariance.docx
+++ b/pr-preview/pr-154/variance-covariance.docx
@@ -15,7 +15,7 @@
         <w:pStyle w:val="Date"/>
       </w:pPr>
       <w:r>
-        <w:t xml:space="preserve">Last modified: 2026-10-14 23:44:23 (PDT)</w:t>
+        <w:t xml:space="preserve">Last modified: 2026-10-15 00:05:31 (PDT)</w:t>
       </w:r>
     </w:p>
     <w:bookmarkStart w:id="27" w:name="sec-deviation"/>
@@ -14724,15 +14724,6 @@
         </m:oMathParaPr>
         <m:oMath>
           <m:r>
-            <m:t>μ</m:t>
-          </m:r>
-          <m:r>
-            <m:rPr>
-              <m:sty m:val="p"/>
-            </m:rPr>
-            <m:t>=</m:t>
-          </m:r>
-          <m:r>
             <m:rPr>
               <m:sty m:val="p"/>
             </m:rPr>
@@ -14819,6 +14810,31 @@
               </m:sSup>
               <m:r>
                 <m:t>​</m:t>
+              </m:r>
+            </m:e>
+          </m:d>
+          <m:r>
+            <m:t>​</m:t>
+          </m:r>
+          <m:r>
+            <m:rPr>
+              <m:sty m:val="p"/>
+            </m:rPr>
+            <m:t>=</m:t>
+          </m:r>
+          <m:r>
+            <m:t>​</m:t>
+          </m:r>
+          <m:d>
+            <m:dPr>
+              <m:begChr m:val="{"/>
+              <m:sepChr m:val=""/>
+              <m:endChr m:val="}"/>
+              <m:grow/>
+            </m:dPr>
+            <m:e>
+              <m:r>
+                <m:t>μ</m:t>
               </m:r>
             </m:e>
           </m:d>
@@ -15886,7 +15902,10 @@
         <w:t xml:space="preserve">mpg</w:t>
       </w:r>
       <w:r>
-        <w:t xml:space="preserve">, as</w:t>
+        <w:t xml:space="preserve"> </w:t>
+      </w:r>
+      <w:r>
+        <w:t xml:space="preserve">over these cars (divisor the number of cars, not one fewer), as</w:t>
       </w:r>
       <w:r>
         <w:t xml:space="preserve"> </w:t>

--- a/pr-preview/pr-154/variance-covariance.docx
+++ b/pr-preview/pr-154/variance-covariance.docx
@@ -15,7 +15,7 @@
         <w:pStyle w:val="Date"/>
       </w:pPr>
       <w:r>
-        <w:t xml:space="preserve">Last modified: 2026-10-15 00:05:31 (PDT)</w:t>
+        <w:t xml:space="preserve">Last modified: 2026-10-15 00:16:29 (PDT)</w:t>
       </w:r>
     </w:p>
     <w:bookmarkStart w:id="27" w:name="sec-deviation"/>

--- a/pr-preview/pr-154/variance-covariance.docx
+++ b/pr-preview/pr-154/variance-covariance.docx
@@ -15,7 +15,7 @@
         <w:pStyle w:val="Date"/>
       </w:pPr>
       <w:r>
-        <w:t xml:space="preserve">Last modified: 2026-10-15 00:16:29 (PDT)</w:t>
+        <w:t xml:space="preserve">Last modified: 2026-10-15 01:13:53 (PDT)</w:t>
       </w:r>
     </w:p>
     <w:bookmarkStart w:id="27" w:name="sec-deviation"/>

--- a/pr-preview/pr-154/variance-covariance.docx
+++ b/pr-preview/pr-154/variance-covariance.docx
@@ -15,7 +15,7 @@
         <w:pStyle w:val="Date"/>
       </w:pPr>
       <w:r>
-        <w:t xml:space="preserve">Last modified: 2026-10-15 01:13:53 (PDT)</w:t>
+        <w:t xml:space="preserve">Last modified: 2026-10-15 01:21:58 (PDT)</w:t>
       </w:r>
     </w:p>
     <w:bookmarkStart w:id="27" w:name="sec-deviation"/>
